--- a/templates/VIVAN/UAE/Annexure.docx
+++ b/templates/VIVAN/UAE/Annexure.docx
@@ -318,14 +318,26 @@
         </w:rPr>
       </w:pPr>
       <w:r>
-        <w:t xml:space="preserve">RA Registration No  </w:t>
+        <w:t xml:space="preserve">RA Registration </w:t>
+      </w:r>
+      <w:proofErr w:type="gramStart"/>
+      <w:r>
+        <w:t xml:space="preserve">No  </w:t>
       </w:r>
       <w:r>
         <w:rPr>
           <w:rFonts w:eastAsia="Times New Roman" w:cstheme="minorHAnsi"/>
           <w:b/>
         </w:rPr>
-        <w:t>RA5538000</w:t>
+        <w:t>RA</w:t>
+      </w:r>
+      <w:proofErr w:type="gramEnd"/>
+      <w:r>
+        <w:rPr>
+          <w:rFonts w:eastAsia="Times New Roman" w:cstheme="minorHAnsi"/>
+          <w:b/>
+        </w:rPr>
+        <w:t>5538000</w:t>
       </w:r>
       <w:r>
         <w:rPr>
@@ -697,8 +709,13 @@
               <w:jc w:val="center"/>
             </w:pPr>
             <w:r>
-              <w:t>2 YEAR</w:t>
+              <w:t xml:space="preserve">2 </w:t>
             </w:r>
+            <w:proofErr w:type="gramStart"/>
+            <w:r>
+              <w:t>YEAR</w:t>
+            </w:r>
+            <w:proofErr w:type="gramEnd"/>
           </w:p>
         </w:tc>
         <w:tc>
@@ -895,6 +912,34 @@
           <w:b/>
         </w:rPr>
       </w:pPr>
+      <w:r>
+        <w:rPr>
+          <w:b/>
+          <w:noProof/>
+        </w:rPr>
+        <w:pict w14:anchorId="174E44D0">
+          <v:rect id="_x0000_s1027" style="position:absolute;margin-left:-24.5pt;margin-top:10.5pt;width:115pt;height:64.5pt;z-index:251660800;mso-position-horizontal-relative:text;mso-position-vertical-relative:text" fillcolor="#4f81bd [3204]" stroked="f">
+            <v:textbox style="mso-next-textbox:#_x0000_s1027">
+              <w:txbxContent>
+                <w:p>
+                  <w:pPr>
+                    <w:rPr>
+                      <w:lang w:val="en-IN"/>
+                    </w:rPr>
+                  </w:pPr>
+                  <w:r>
+                    <w:rPr>
+                      <w:lang w:val="en-IN"/>
+                    </w:rPr>
+                    <w:t>{{SPONSOR_SIGNATURE}}</w:t>
+                  </w:r>
+                </w:p>
+                <w:p/>
+              </w:txbxContent>
+            </v:textbox>
+          </v:rect>
+        </w:pict>
+      </w:r>
     </w:p>
     <w:p>
       <w:pPr>
@@ -902,6 +947,42 @@
           <w:b/>
         </w:rPr>
       </w:pPr>
+    </w:p>
+    <w:p>
+      <w:pPr>
+        <w:rPr>
+          <w:b/>
+        </w:rPr>
+      </w:pPr>
+      <w:r>
+        <w:rPr>
+          <w:b/>
+          <w:noProof/>
+        </w:rPr>
+        <w:pict w14:anchorId="66949239">
+          <v:rect id="_x0000_s1026" style="position:absolute;margin-left:-29.3pt;margin-top:-47.65pt;width:125.95pt;height:74.85pt;z-index:251659776;mso-position-horizontal-relative:text;mso-position-vertical-relative:text">
+            <v:textbox style="mso-next-textbox:#_x0000_s1026">
+              <w:txbxContent>
+                <w:p>
+                  <w:pPr>
+                    <w:rPr>
+                      <w:lang w:val="en-IN"/>
+                    </w:rPr>
+                  </w:pPr>
+                  <w:proofErr w:type="spellStart"/>
+                  <w:r>
+                    <w:rPr>
+                      <w:lang w:val="en-IN"/>
+                    </w:rPr>
+                    <w:t>BoarderBoX</w:t>
+                  </w:r>
+                  <w:proofErr w:type="spellEnd"/>
+                </w:p>
+              </w:txbxContent>
+            </v:textbox>
+          </v:rect>
+        </w:pict>
+      </w:r>
     </w:p>
     <w:p>
       <w:pPr>
@@ -10923,7 +11004,7 @@
       </w:rPr>
     </w:tblStylePr>
   </w:style>
-  <w:style w:type="table" w:styleId="ColorfulShading-Accent1">
+  <w:style w:type="table" w:styleId="ColourfulShadingAccent1">
     <w:name w:val="Colorful Shading Accent 1"/>
     <w:basedOn w:val="TableNormal"/>
     <w:uiPriority w:val="71"/>
@@ -11038,7 +11119,7 @@
       </w:rPr>
     </w:tblStylePr>
   </w:style>
-  <w:style w:type="table" w:styleId="ColorfulShading-Accent2">
+  <w:style w:type="table" w:styleId="ColourfulShadingAccent2">
     <w:name w:val="Colorful Shading Accent 2"/>
     <w:basedOn w:val="TableNormal"/>
     <w:uiPriority w:val="71"/>
@@ -11153,7 +11234,7 @@
       </w:rPr>
     </w:tblStylePr>
   </w:style>
-  <w:style w:type="table" w:styleId="ColorfulShading-Accent3">
+  <w:style w:type="table" w:styleId="ColourfulShadingAccent3">
     <w:name w:val="Colorful Shading Accent 3"/>
     <w:basedOn w:val="TableNormal"/>
     <w:uiPriority w:val="71"/>
@@ -11258,7 +11339,7 @@
       </w:tcPr>
     </w:tblStylePr>
   </w:style>
-  <w:style w:type="table" w:styleId="ColorfulShading-Accent4">
+  <w:style w:type="table" w:styleId="ColourfulShadingAccent4">
     <w:name w:val="Colorful Shading Accent 4"/>
     <w:basedOn w:val="TableNormal"/>
     <w:uiPriority w:val="71"/>
@@ -11373,7 +11454,7 @@
       </w:rPr>
     </w:tblStylePr>
   </w:style>
-  <w:style w:type="table" w:styleId="ColorfulShading-Accent5">
+  <w:style w:type="table" w:styleId="ColourfulShadingAccent5">
     <w:name w:val="Colorful Shading Accent 5"/>
     <w:basedOn w:val="TableNormal"/>
     <w:uiPriority w:val="71"/>
@@ -11488,7 +11569,7 @@
       </w:rPr>
     </w:tblStylePr>
   </w:style>
-  <w:style w:type="table" w:styleId="ColorfulShading-Accent6">
+  <w:style w:type="table" w:styleId="ColourfulShadingAccent6">
     <w:name w:val="Colorful Shading Accent 6"/>
     <w:basedOn w:val="TableNormal"/>
     <w:uiPriority w:val="71"/>
@@ -11682,7 +11763,7 @@
       </w:tcPr>
     </w:tblStylePr>
   </w:style>
-  <w:style w:type="table" w:styleId="ColorfulList-Accent1">
+  <w:style w:type="table" w:styleId="ColourfulListAccent1">
     <w:name w:val="Colorful List Accent 1"/>
     <w:basedOn w:val="TableNormal"/>
     <w:uiPriority w:val="72"/>
@@ -11761,7 +11842,7 @@
       </w:tcPr>
     </w:tblStylePr>
   </w:style>
-  <w:style w:type="table" w:styleId="ColorfulList-Accent2">
+  <w:style w:type="table" w:styleId="ColourfulListAccent2">
     <w:name w:val="Colorful List Accent 2"/>
     <w:basedOn w:val="TableNormal"/>
     <w:uiPriority w:val="72"/>
@@ -11840,7 +11921,7 @@
       </w:tcPr>
     </w:tblStylePr>
   </w:style>
-  <w:style w:type="table" w:styleId="ColorfulList-Accent3">
+  <w:style w:type="table" w:styleId="ColourfulListAccent3">
     <w:name w:val="Colorful List Accent 3"/>
     <w:basedOn w:val="TableNormal"/>
     <w:uiPriority w:val="72"/>
@@ -11919,7 +12000,7 @@
       </w:tcPr>
     </w:tblStylePr>
   </w:style>
-  <w:style w:type="table" w:styleId="ColorfulList-Accent4">
+  <w:style w:type="table" w:styleId="ColourfulListAccent4">
     <w:name w:val="Colorful List Accent 4"/>
     <w:basedOn w:val="TableNormal"/>
     <w:uiPriority w:val="72"/>
@@ -11998,7 +12079,7 @@
       </w:tcPr>
     </w:tblStylePr>
   </w:style>
-  <w:style w:type="table" w:styleId="ColorfulList-Accent5">
+  <w:style w:type="table" w:styleId="ColourfulListAccent5">
     <w:name w:val="Colorful List Accent 5"/>
     <w:basedOn w:val="TableNormal"/>
     <w:uiPriority w:val="72"/>
@@ -12077,7 +12158,7 @@
       </w:tcPr>
     </w:tblStylePr>
   </w:style>
-  <w:style w:type="table" w:styleId="ColorfulList-Accent6">
+  <w:style w:type="table" w:styleId="ColourfulListAccent6">
     <w:name w:val="Colorful List Accent 6"/>
     <w:basedOn w:val="TableNormal"/>
     <w:uiPriority w:val="72"/>
@@ -12229,7 +12310,7 @@
       </w:tcPr>
     </w:tblStylePr>
   </w:style>
-  <w:style w:type="table" w:styleId="ColorfulGrid-Accent1">
+  <w:style w:type="table" w:styleId="ColourfulGridAccent1">
     <w:name w:val="Colorful Grid Accent 1"/>
     <w:basedOn w:val="TableNormal"/>
     <w:uiPriority w:val="73"/>
@@ -12302,7 +12383,7 @@
       </w:tcPr>
     </w:tblStylePr>
   </w:style>
-  <w:style w:type="table" w:styleId="ColorfulGrid-Accent2">
+  <w:style w:type="table" w:styleId="ColourfulGridAccent2">
     <w:name w:val="Colorful Grid Accent 2"/>
     <w:basedOn w:val="TableNormal"/>
     <w:uiPriority w:val="73"/>
@@ -12375,7 +12456,7 @@
       </w:tcPr>
     </w:tblStylePr>
   </w:style>
-  <w:style w:type="table" w:styleId="ColorfulGrid-Accent3">
+  <w:style w:type="table" w:styleId="ColourfulGridAccent3">
     <w:name w:val="Colorful Grid Accent 3"/>
     <w:basedOn w:val="TableNormal"/>
     <w:uiPriority w:val="73"/>
@@ -12448,7 +12529,7 @@
       </w:tcPr>
     </w:tblStylePr>
   </w:style>
-  <w:style w:type="table" w:styleId="ColorfulGrid-Accent4">
+  <w:style w:type="table" w:styleId="ColourfulGridAccent4">
     <w:name w:val="Colorful Grid Accent 4"/>
     <w:basedOn w:val="TableNormal"/>
     <w:uiPriority w:val="73"/>
@@ -12521,7 +12602,7 @@
       </w:tcPr>
     </w:tblStylePr>
   </w:style>
-  <w:style w:type="table" w:styleId="ColorfulGrid-Accent5">
+  <w:style w:type="table" w:styleId="ColourfulGridAccent5">
     <w:name w:val="Colorful Grid Accent 5"/>
     <w:basedOn w:val="TableNormal"/>
     <w:uiPriority w:val="73"/>
@@ -12594,7 +12675,7 @@
       </w:tcPr>
     </w:tblStylePr>
   </w:style>
-  <w:style w:type="table" w:styleId="ColorfulGrid-Accent6">
+  <w:style w:type="table" w:styleId="ColourfulGridAccent6">
     <w:name w:val="Colorful Grid Accent 6"/>
     <w:basedOn w:val="TableNormal"/>
     <w:uiPriority w:val="73"/>
